--- a/cour/cour formation/SEC105/006 - SEC105 - Fiche seance-Sylvain-Torrenti.docx
+++ b/cour/cour formation/SEC105/006 - SEC105 - Fiche seance-Sylvain-Torrenti.docx
@@ -89,7 +89,7 @@
                 <w:lang w:eastAsia="fr-FR"/>
               </w:rPr>
               <w:drawing>
-                <wp:anchor distT="0" distB="0" distL="114300" distR="114300" simplePos="0" relativeHeight="251672576" behindDoc="0" locked="0" layoutInCell="1" allowOverlap="1" wp14:anchorId="6C8325B1" wp14:editId="21B2D337">
+                <wp:anchor distT="0" distB="0" distL="114300" distR="114300" simplePos="0" relativeHeight="251672576" behindDoc="0" locked="0" layoutInCell="1" allowOverlap="1" wp14:anchorId="6C8325B1" wp14:editId="27C76585">
                   <wp:simplePos x="0" y="0"/>
                   <wp:positionH relativeFrom="column">
                     <wp:posOffset>0</wp:posOffset>
@@ -153,7 +153,7 @@
                 <w:lang w:eastAsia="fr-FR"/>
               </w:rPr>
               <w:drawing>
-                <wp:anchor distT="0" distB="0" distL="114300" distR="114300" simplePos="0" relativeHeight="251664384" behindDoc="0" locked="0" layoutInCell="1" allowOverlap="1" wp14:anchorId="73F700A5" wp14:editId="5EE210FE">
+                <wp:anchor distT="0" distB="0" distL="114300" distR="114300" simplePos="0" relativeHeight="251664384" behindDoc="0" locked="0" layoutInCell="1" allowOverlap="1" wp14:anchorId="73F700A5" wp14:editId="1187F4CF">
                   <wp:simplePos x="0" y="0"/>
                   <wp:positionH relativeFrom="column">
                     <wp:posOffset>1149985</wp:posOffset>
@@ -723,7 +723,7 @@
                 <w:lang w:eastAsia="fr-FR"/>
               </w:rPr>
               <w:drawing>
-                <wp:anchor distT="0" distB="0" distL="114300" distR="114300" simplePos="0" relativeHeight="251670528" behindDoc="0" locked="0" layoutInCell="1" allowOverlap="1" wp14:anchorId="790CF24A" wp14:editId="16AF51CE">
+                <wp:anchor distT="0" distB="0" distL="114300" distR="114300" simplePos="0" relativeHeight="251670528" behindDoc="0" locked="0" layoutInCell="1" allowOverlap="1" wp14:anchorId="790CF24A" wp14:editId="205FAD4C">
                   <wp:simplePos x="0" y="0"/>
                   <wp:positionH relativeFrom="column">
                     <wp:posOffset>8255</wp:posOffset>
@@ -838,12 +838,19 @@
         <w:t xml:space="preserve">Peut-on définir simplement l’identité numérique ? </w:t>
       </w:r>
     </w:p>
+    <w:p/>
     <w:p>
       <w:r>
-        <w:t>Une identité numérique est une solution qui permet aux internautes de se connecter simplement à différents services en ligne, et ce, sans avoir besoin de créer plusieurs comptes ni mots de passe</w:t>
+        <w:t>Une identité numérique est une solution qui permet aux internautes de se connecter simplement à différents services en ligne</w:t>
+      </w:r>
+      <w:r>
+        <w:t xml:space="preserve"> avec un seul compte et ainsi éviter de fournir les informations et données personnelles auprès de divers services</w:t>
       </w:r>
       <w:r>
         <w:t>.</w:t>
+      </w:r>
+      <w:r>
+        <w:t xml:space="preserve"> Elle est considérée par divers organisme comme une authentification forte.</w:t>
       </w:r>
     </w:p>
     <w:p>
@@ -855,19 +862,49 @@
           <w:rPr>
             <w:rStyle w:val="Lienhypertexte"/>
           </w:rPr>
-          <w:t>https://www.docaposte.com/blog/actualite/definition-identite-numerique#:~:text=Une%20identit%C3%A9%20num%C3%A9rique%20est%20une,L'Identit%C3%A9%20Num%C3%A9rique%20La%20Poste</w:t>
+          <w:t>https://www.docaposte.com/blog/actualite/definition-identite-numerique</w:t>
         </w:r>
       </w:hyperlink>
       <w:r>
-        <w:t>.</w:t>
-      </w:r>
-      <w:r>
         <w:t xml:space="preserve"> </w:t>
       </w:r>
     </w:p>
     <w:p>
-      <w:r>
-        <w:t>Une identité numérique est un ensemble d'attributs numériques et d'informations d'identification pour le monde digital, similaires à l'identité d'une personne pour le monde réel.</w:t>
+      <w:pPr>
+        <w:pStyle w:val="Question1"/>
+      </w:pPr>
+      <w:r>
+        <w:t xml:space="preserve">Pourquoi cherche-t’on </w:t>
+      </w:r>
+      <w:r>
+        <w:t>à</w:t>
+      </w:r>
+      <w:r>
+        <w:t xml:space="preserve"> </w:t>
+      </w:r>
+      <w:r>
+        <w:t>piloter les identités numériques</w:t>
+      </w:r>
+      <w:r>
+        <w:t xml:space="preserve"> ?</w:t>
+      </w:r>
+    </w:p>
+    <w:p/>
+    <w:p>
+      <w:r>
+        <w:t xml:space="preserve">Nous cherchons à piloter les identités numériques car cela permet de palier à </w:t>
+      </w:r>
+      <w:r>
+        <w:t>plusieurs problématiques</w:t>
+      </w:r>
+      <w:r>
+        <w:t xml:space="preserve"> qui peuvent subvenir. </w:t>
+      </w:r>
+      <w:r>
+        <w:t xml:space="preserve">La sécurité et la protection contre les cybermenaces. </w:t>
+      </w:r>
+      <w:r>
+        <w:t xml:space="preserve">Elle permet également de fournir une expérience fluide aux utilisateurs. Elle facilite également la mise en conformité aux yeux des changements de règlement. En maitrisant ces points elle permet donc également de mieux gérer la réputation en ligne. </w:t>
       </w:r>
     </w:p>
     <w:p>
@@ -879,7 +916,7 @@
           <w:rPr>
             <w:rStyle w:val="Lienhypertexte"/>
           </w:rPr>
-          <w:t>https://www.thalesgroup.com/fr/europe/france/dis/gouvernement/identite/identite-numerique</w:t>
+          <w:t>https://www.cadre-dirigeant-magazine.com/manager/la-maitrise-des-identites-numeriques</w:t>
         </w:r>
       </w:hyperlink>
       <w:r>
@@ -892,96 +929,46 @@
         <w:pStyle w:val="Question1"/>
       </w:pPr>
       <w:r>
-        <w:t xml:space="preserve">Pourquoi cherche-t’on </w:t>
-      </w:r>
-      <w:r>
-        <w:t>à</w:t>
-      </w:r>
-      <w:r>
-        <w:t xml:space="preserve"> </w:t>
-      </w:r>
-      <w:r>
-        <w:t>piloter les identités numériques</w:t>
-      </w:r>
-      <w:r>
-        <w:t xml:space="preserve"> ?</w:t>
+        <w:t>Qu’est-ce que l’IAM ?</w:t>
       </w:r>
     </w:p>
     <w:p>
-      <w:r>
-        <w:t>Pour plusieurs points :</w:t>
-      </w:r>
+      <w:pPr>
+        <w:tabs>
+          <w:tab w:val="left" w:pos="1350"/>
+        </w:tabs>
+        <w:spacing w:after="120" w:line="240" w:lineRule="auto"/>
+        <w:jc w:val="both"/>
+      </w:pPr>
     </w:p>
     <w:p>
       <w:pPr>
-        <w:pStyle w:val="Paragraphedeliste"/>
-        <w:numPr>
-          <w:ilvl w:val="0"/>
-          <w:numId w:val="12"/>
-        </w:numPr>
-      </w:pPr>
-      <w:r>
-        <w:rPr>
-          <w:b/>
-          <w:bCs/>
-        </w:rPr>
-        <w:t>Sécurité et protection contre les cybermenaces</w:t>
-      </w:r>
-      <w:r>
-        <w:t> </w:t>
+        <w:tabs>
+          <w:tab w:val="left" w:pos="1350"/>
+        </w:tabs>
+        <w:spacing w:after="120" w:line="240" w:lineRule="auto"/>
+        <w:jc w:val="both"/>
+      </w:pPr>
+      <w:r>
+        <w:t>La gestion des identités et des accès (IAM, Identity and Access Management) est une infrastructure de processus métier qui permet de gérer les identités électroniques ou numériques.</w:t>
+      </w:r>
+      <w:r>
+        <w:t xml:space="preserve"> </w:t>
+      </w:r>
+      <w:r>
+        <w:t>Cette infrastructure comprend les règles organisationnelles s'appliquant à la gestion des identités numériques, ainsi que les technologies nécessaires pour la prise en charge de cette gestion.</w:t>
+      </w:r>
+      <w:r>
+        <w:t xml:space="preserve"> Les rôles sont définis et permettent de définir les tâches autorisées.</w:t>
       </w:r>
     </w:p>
     <w:p>
       <w:pPr>
-        <w:pStyle w:val="Paragraphedeliste"/>
-        <w:numPr>
-          <w:ilvl w:val="0"/>
-          <w:numId w:val="12"/>
-        </w:numPr>
-      </w:pPr>
-      <w:r>
-        <w:t>Amélioration de l'expérience utilisateur</w:t>
-      </w:r>
-    </w:p>
-    <w:p>
-      <w:pPr>
-        <w:pStyle w:val="Paragraphedeliste"/>
-        <w:numPr>
-          <w:ilvl w:val="0"/>
-          <w:numId w:val="12"/>
-        </w:numPr>
-      </w:pPr>
-      <w:r>
-        <w:t>Conformité réglementaire</w:t>
-      </w:r>
-    </w:p>
-    <w:p>
-      <w:pPr>
-        <w:pStyle w:val="Paragraphedeliste"/>
-        <w:numPr>
-          <w:ilvl w:val="0"/>
-          <w:numId w:val="12"/>
-        </w:numPr>
-      </w:pPr>
-      <w:r>
-        <w:t>Souveraineté numérique</w:t>
-      </w:r>
-    </w:p>
-    <w:p>
-      <w:pPr>
-        <w:pStyle w:val="Paragraphedeliste"/>
-        <w:numPr>
-          <w:ilvl w:val="0"/>
-          <w:numId w:val="12"/>
-        </w:numPr>
-      </w:pPr>
-      <w:r>
-        <w:t>Gestion de la réputation en ligne</w:t>
-      </w:r>
-    </w:p>
-    <w:p>
-      <w:pPr>
-        <w:ind w:left="360"/>
+        <w:tabs>
+          <w:tab w:val="left" w:pos="1350"/>
+        </w:tabs>
+        <w:spacing w:after="120" w:line="240" w:lineRule="auto"/>
+        <w:jc w:val="both"/>
       </w:pPr>
       <w:r>
         <w:t xml:space="preserve">Source : </w:t>
@@ -991,61 +978,77 @@
           <w:rPr>
             <w:rStyle w:val="Lienhypertexte"/>
           </w:rPr>
-          <w:t>https://www.cadre-dirigeant-magazine.com/manager/la-maitrise-des-identites-numeriques/?utm_campaign=la-maitrise-des-identites-numeriques&amp;utm_medium=rss&amp;utm_term=2024-09-06</w:t>
+          <w:t>https://www.lemagit.fr/definition/IAM-Ge</w:t>
+        </w:r>
+        <w:r>
+          <w:rPr>
+            <w:rStyle w:val="Lienhypertexte"/>
+          </w:rPr>
+          <w:t>s</w:t>
+        </w:r>
+        <w:r>
+          <w:rPr>
+            <w:rStyle w:val="Lienhypertexte"/>
+          </w:rPr>
+          <w:t>tion-des-identites-et-des-acces</w:t>
         </w:r>
       </w:hyperlink>
       <w:r>
         <w:t xml:space="preserve"> </w:t>
       </w:r>
     </w:p>
-    <w:p/>
-    <w:p/>
     <w:p>
       <w:pPr>
-        <w:pStyle w:val="Question1"/>
-      </w:pPr>
-      <w:r>
-        <w:t>Qu’est-ce que l’IAM ?</w:t>
-      </w:r>
+        <w:spacing w:after="120" w:line="240" w:lineRule="auto"/>
+        <w:jc w:val="both"/>
+      </w:pPr>
     </w:p>
     <w:p>
       <w:pPr>
-        <w:tabs>
-          <w:tab w:val="left" w:pos="1350"/>
-        </w:tabs>
+        <w:pStyle w:val="Question1"/>
+      </w:pPr>
+      <w:r>
+        <w:t>L’IAM (et intrinsèquement ses variantes comme l’IAG) répond à quel besoin ?</w:t>
+      </w:r>
+    </w:p>
+    <w:p>
+      <w:pPr>
         <w:spacing w:after="120" w:line="240" w:lineRule="auto"/>
         <w:jc w:val="both"/>
       </w:pPr>
-      <w:r>
-        <w:t>La gestion des identités et des accès (IAM, Identity and Access Management) est une infrastructure de processus métier qui permet de gérer les identités électroniques ou numériques.</w:t>
-      </w:r>
-      <w:r>
-        <w:t xml:space="preserve"> </w:t>
-      </w:r>
-      <w:r>
-        <w:t>Cette infrastructure comprend les règles organisationnelles s'appliquant à la gestion des identités numériques, ainsi que les technologies nécessaires pour la prise en charge de cette gestion.</w:t>
-      </w:r>
-      <w:r>
-        <w:t xml:space="preserve"> Les rôles sont définis et permettent de définir les tâches autorisées.</w:t>
-      </w:r>
     </w:p>
     <w:p>
       <w:pPr>
-        <w:tabs>
-          <w:tab w:val="left" w:pos="1350"/>
-        </w:tabs>
         <w:spacing w:after="120" w:line="240" w:lineRule="auto"/>
         <w:jc w:val="both"/>
       </w:pPr>
       <w:r>
-        <w:t xml:space="preserve">Source : </w:t>
+        <w:t xml:space="preserve">L’IAM est un moyen d’identifier les utilisateurs qui ont les droits d’accès. Ensuite il s’assure que ces utilisateurs ont accès seulement </w:t>
+      </w:r>
+      <w:r>
+        <w:t>aux ressources autorisées</w:t>
+      </w:r>
+      <w:r>
+        <w:t xml:space="preserve"> par leur « rang » mais également de seulement effectué les actions qui leurs sont autorisées.</w:t>
+      </w:r>
+    </w:p>
+    <w:p>
+      <w:pPr>
+        <w:spacing w:after="120" w:line="240" w:lineRule="auto"/>
+        <w:jc w:val="both"/>
+      </w:pPr>
+      <w:r>
+        <w:t>Source :</w:t>
+      </w:r>
+      <w:r>
+        <w:t xml:space="preserve"> </w:t>
       </w:r>
       <w:hyperlink r:id="rId10" w:history="1">
         <w:r>
           <w:rPr>
             <w:rStyle w:val="Lienhypertexte"/>
           </w:rPr>
-          <w:t>https://www.lemagit.fr/definition/IAM-Gestion-des-identites-et-des-acces</w:t>
+          <w:t>https://www.onelogin.com/learn/access-management-iam</w:t>
         </w:r>
       </w:hyperlink>
       <w:r>
@@ -1060,35 +1063,55 @@
     </w:p>
     <w:p>
       <w:pPr>
-        <w:pStyle w:val="Question1"/>
-      </w:pPr>
-      <w:r>
-        <w:t>L’IAM (et intrinsèquement ses variantes comme l’IAG) répond à quel besoin ?</w:t>
-      </w:r>
+        <w:spacing w:after="120" w:line="240" w:lineRule="auto"/>
+        <w:jc w:val="both"/>
+      </w:pPr>
     </w:p>
     <w:p>
       <w:pPr>
-        <w:spacing w:after="120" w:line="240" w:lineRule="auto"/>
-        <w:jc w:val="both"/>
-      </w:pPr>
-      <w:r>
-        <w:t>Le contrôle et la gestion des utilisateurs aux ressources informatiques de l’entreprise. Il à pour objectif de garantir l’autorisation des utilisateurs à certaines ressources (s’ils en ont l’autorisation) et de l’interdire à ceux qui ne l’ont pas.</w:t>
+        <w:pStyle w:val="Question1"/>
+      </w:pPr>
+      <w:r>
+        <w:t>Quelles phases notables vous paraissent essentielles pour arriver à cette finalité ?</w:t>
+      </w:r>
+    </w:p>
+    <w:p/>
+    <w:p>
+      <w:r>
+        <w:t xml:space="preserve">Pour une bonne mise en place IAM il vaut mieux opter pour une architecture Zéro Trust qui consiste à constamment vérifier les identités constamment car comme le dit le slogan « Ne jamais faire confiance, toujours vérifier ». </w:t>
       </w:r>
     </w:p>
     <w:p>
-      <w:pPr>
-        <w:spacing w:after="120" w:line="240" w:lineRule="auto"/>
-        <w:jc w:val="both"/>
-      </w:pPr>
-      <w:r>
-        <w:t>Source :</w:t>
+      <w:r>
+        <w:lastRenderedPageBreak/>
+        <w:t>En premier lieu il faut établir un répertoire des utilisateurs.</w:t>
+      </w:r>
+    </w:p>
+    <w:p>
+      <w:r>
+        <w:t>Il faut également mettre en place un système d’authentification sécurisé qui utilise par exemple la multi-authentification.</w:t>
+      </w:r>
+    </w:p>
+    <w:p>
+      <w:r>
+        <w:t>Bien contrôlé les règles selon les rôles de chacun et ne pas permettre aux utilisateurs de bénéficier des droits qu’ils n’ont pas.</w:t>
+      </w:r>
+    </w:p>
+    <w:p>
+      <w:r>
+        <w:t>Sensibilisé le personnel au systéme.</w:t>
+      </w:r>
+    </w:p>
+    <w:p>
+      <w:r>
+        <w:t xml:space="preserve">Source : </w:t>
       </w:r>
       <w:hyperlink r:id="rId11" w:history="1">
         <w:r>
           <w:rPr>
             <w:rStyle w:val="Lienhypertexte"/>
           </w:rPr>
-          <w:t>https://www.onelogin.com/learn/access-management-iam#:~:text=Access%20management%20is%20about%20controlling,prohibiting%20access%20to%20unauthorized%20users</w:t>
+          <w:t>https://www.onelogin.com/fr-fr/learn/iam#:~:text=Les%20syst%C3%A8mes%20IAM%20authentifient%20les,de%20pr%C3%A9f%C3%A9rence%2C%20une%20authentification%20adaptative</w:t>
         </w:r>
       </w:hyperlink>
       <w:r>
@@ -1098,183 +1121,7 @@
         <w:t xml:space="preserve"> </w:t>
       </w:r>
     </w:p>
-    <w:p>
-      <w:pPr>
-        <w:spacing w:after="120" w:line="240" w:lineRule="auto"/>
-        <w:jc w:val="both"/>
-      </w:pPr>
-    </w:p>
-    <w:p>
-      <w:pPr>
-        <w:spacing w:after="120" w:line="240" w:lineRule="auto"/>
-        <w:jc w:val="both"/>
-      </w:pPr>
-    </w:p>
-    <w:p>
-      <w:pPr>
-        <w:pStyle w:val="Question1"/>
-      </w:pPr>
-      <w:r>
-        <w:t>Quelles phases notables vous paraissent essentielles pour arriver à cette finalité ?</w:t>
-      </w:r>
-    </w:p>
-    <w:p>
-      <w:r>
-        <w:t>Les phases notables sont :</w:t>
-      </w:r>
-    </w:p>
-    <w:p>
-      <w:pPr>
-        <w:pStyle w:val="Paragraphedeliste"/>
-        <w:numPr>
-          <w:ilvl w:val="0"/>
-          <w:numId w:val="13"/>
-        </w:numPr>
-        <w:rPr>
-          <w:b/>
-          <w:bCs/>
-        </w:rPr>
-      </w:pPr>
-      <w:r>
-        <w:rPr>
-          <w:b/>
-          <w:bCs/>
-        </w:rPr>
-        <w:t> Constituer une équipe projet mixte IT &amp; Métier</w:t>
-      </w:r>
-    </w:p>
-    <w:p>
-      <w:pPr>
-        <w:ind w:left="360"/>
-      </w:pPr>
-      <w:r>
-        <w:t>Il est nécessaire d’avoir une vision globale et non seulement technique du projet.</w:t>
-      </w:r>
-    </w:p>
-    <w:p>
-      <w:pPr>
-        <w:pStyle w:val="Paragraphedeliste"/>
-        <w:numPr>
-          <w:ilvl w:val="0"/>
-          <w:numId w:val="13"/>
-        </w:numPr>
-        <w:rPr>
-          <w:b/>
-          <w:bCs/>
-        </w:rPr>
-      </w:pPr>
-      <w:r>
-        <w:rPr>
-          <w:b/>
-          <w:bCs/>
-        </w:rPr>
-        <w:t>Définir la gouvernance et les objectifs du projet</w:t>
-      </w:r>
-    </w:p>
-    <w:p>
-      <w:pPr>
-        <w:ind w:left="360"/>
-      </w:pPr>
-      <w:r>
-        <w:t xml:space="preserve">Il faut bien déterminer </w:t>
-      </w:r>
-      <w:r>
-        <w:t>les différents rôles présents</w:t>
-      </w:r>
-      <w:r>
-        <w:t xml:space="preserve"> dans le projet </w:t>
-      </w:r>
-      <w:r>
-        <w:t>avant le déploiement car toutes modification étendrait le temps et le coût d’installation</w:t>
-      </w:r>
-    </w:p>
-    <w:p>
-      <w:pPr>
-        <w:pStyle w:val="Paragraphedeliste"/>
-        <w:numPr>
-          <w:ilvl w:val="0"/>
-          <w:numId w:val="13"/>
-        </w:numPr>
-        <w:rPr>
-          <w:b/>
-          <w:bCs/>
-        </w:rPr>
-      </w:pPr>
-      <w:r>
-        <w:rPr>
-          <w:b/>
-          <w:bCs/>
-        </w:rPr>
-        <w:t> Réduire le sur-mesure au minimum</w:t>
-      </w:r>
-    </w:p>
-    <w:p>
-      <w:pPr>
-        <w:ind w:left="360"/>
-      </w:pPr>
-      <w:r>
-        <w:t>Il faut au maximum prioriser les systèmes standard présenter par les éditeurs IAM et éviter les systèmes hautement personnalisés. Le fait de s’orienter vers des systèmes standard et qui sont généralement maitriser par les éditeurs permettent une meilleure flexibilité et une rapidité de déploiement.</w:t>
-      </w:r>
-    </w:p>
-    <w:p>
-      <w:pPr>
-        <w:pStyle w:val="Paragraphedeliste"/>
-        <w:numPr>
-          <w:ilvl w:val="0"/>
-          <w:numId w:val="13"/>
-        </w:numPr>
-        <w:rPr>
-          <w:b/>
-          <w:bCs/>
-        </w:rPr>
-      </w:pPr>
-      <w:r>
-        <w:rPr>
-          <w:b/>
-          <w:bCs/>
-        </w:rPr>
-        <w:t>Déployer par étape</w:t>
-      </w:r>
-    </w:p>
-    <w:p>
-      <w:pPr>
-        <w:ind w:left="360"/>
-      </w:pPr>
-      <w:r>
-        <w:t>Préconiser un déploiement restreint pour débuter. En plus d’obtenir des résultats plus rapidement vous augmenterai l’adhésion de votre entreprise au système.</w:t>
-      </w:r>
-    </w:p>
-    <w:p>
-      <w:pPr>
-        <w:pStyle w:val="Paragraphedeliste"/>
-        <w:numPr>
-          <w:ilvl w:val="0"/>
-          <w:numId w:val="13"/>
-        </w:numPr>
-        <w:rPr>
-          <w:b/>
-          <w:bCs/>
-        </w:rPr>
-      </w:pPr>
-      <w:r>
-        <w:rPr>
-          <w:b/>
-          <w:bCs/>
-        </w:rPr>
-        <w:t>Déployer les rôles</w:t>
-      </w:r>
-    </w:p>
-    <w:p>
-      <w:pPr>
-        <w:ind w:left="360"/>
-      </w:pPr>
-      <w:r>
-        <w:t xml:space="preserve"> C’est un ensemble de droits d’accès nécessaire pour une fonction particulière ou une tâche dans l’entreprise. C’est la clé pour l’automatisation </w:t>
-      </w:r>
-      <w:r>
-        <w:t>des processus. Le rôle à tout de même besoin d’être mise à jour et maintenu en permanence.</w:t>
-      </w:r>
-    </w:p>
+    <w:p/>
     <w:sectPr>
       <w:pgSz w:w="11906" w:h="16838"/>
       <w:pgMar w:top="709" w:right="567" w:bottom="851" w:left="567" w:header="709" w:footer="709" w:gutter="0"/>
@@ -3245,6 +3092,7 @@
   <w:style w:type="character" w:default="1" w:styleId="Policepardfaut">
     <w:name w:val="Default Paragraph Font"/>
     <w:uiPriority w:val="1"/>
+    <w:semiHidden/>
     <w:unhideWhenUsed/>
   </w:style>
   <w:style w:type="table" w:default="1" w:styleId="TableauNormal">

--- a/cour/cour formation/SEC105/006 - SEC105 - Fiche seance-Sylvain-Torrenti.docx
+++ b/cour/cour formation/SEC105/006 - SEC105 - Fiche seance-Sylvain-Torrenti.docx
@@ -89,7 +89,7 @@
                 <w:lang w:eastAsia="fr-FR"/>
               </w:rPr>
               <w:drawing>
-                <wp:anchor distT="0" distB="0" distL="114300" distR="114300" simplePos="0" relativeHeight="251672576" behindDoc="0" locked="0" layoutInCell="1" allowOverlap="1" wp14:anchorId="6C8325B1" wp14:editId="27C76585">
+                <wp:anchor distT="0" distB="0" distL="114300" distR="114300" simplePos="0" relativeHeight="251672576" behindDoc="0" locked="0" layoutInCell="1" allowOverlap="1" wp14:anchorId="6C8325B1" wp14:editId="09F7C369">
                   <wp:simplePos x="0" y="0"/>
                   <wp:positionH relativeFrom="column">
                     <wp:posOffset>0</wp:posOffset>
@@ -153,7 +153,7 @@
                 <w:lang w:eastAsia="fr-FR"/>
               </w:rPr>
               <w:drawing>
-                <wp:anchor distT="0" distB="0" distL="114300" distR="114300" simplePos="0" relativeHeight="251664384" behindDoc="0" locked="0" layoutInCell="1" allowOverlap="1" wp14:anchorId="73F700A5" wp14:editId="1187F4CF">
+                <wp:anchor distT="0" distB="0" distL="114300" distR="114300" simplePos="0" relativeHeight="251664384" behindDoc="0" locked="0" layoutInCell="1" allowOverlap="1" wp14:anchorId="73F700A5" wp14:editId="4FC9C0D6">
                   <wp:simplePos x="0" y="0"/>
                   <wp:positionH relativeFrom="column">
                     <wp:posOffset>1149985</wp:posOffset>
@@ -723,7 +723,7 @@
                 <w:lang w:eastAsia="fr-FR"/>
               </w:rPr>
               <w:drawing>
-                <wp:anchor distT="0" distB="0" distL="114300" distR="114300" simplePos="0" relativeHeight="251670528" behindDoc="0" locked="0" layoutInCell="1" allowOverlap="1" wp14:anchorId="790CF24A" wp14:editId="205FAD4C">
+                <wp:anchor distT="0" distB="0" distL="114300" distR="114300" simplePos="0" relativeHeight="251670528" behindDoc="0" locked="0" layoutInCell="1" allowOverlap="1" wp14:anchorId="790CF24A" wp14:editId="664713A6">
                   <wp:simplePos x="0" y="0"/>
                   <wp:positionH relativeFrom="column">
                     <wp:posOffset>8255</wp:posOffset>
@@ -874,7 +874,15 @@
         <w:pStyle w:val="Question1"/>
       </w:pPr>
       <w:r>
-        <w:t xml:space="preserve">Pourquoi cherche-t’on </w:t>
+        <w:t xml:space="preserve">Pourquoi </w:t>
+      </w:r>
+      <w:proofErr w:type="spellStart"/>
+      <w:r>
+        <w:t>cherche-t’on</w:t>
+      </w:r>
+      <w:proofErr w:type="spellEnd"/>
+      <w:r>
+        <w:t xml:space="preserve"> </w:t>
       </w:r>
       <w:r>
         <w:t>à</w:t>
@@ -892,16 +900,7 @@
     <w:p/>
     <w:p>
       <w:r>
-        <w:t xml:space="preserve">Nous cherchons à piloter les identités numériques car cela permet de palier à </w:t>
-      </w:r>
-      <w:r>
-        <w:t>plusieurs problématiques</w:t>
-      </w:r>
-      <w:r>
-        <w:t xml:space="preserve"> qui peuvent subvenir. </w:t>
-      </w:r>
-      <w:r>
-        <w:t xml:space="preserve">La sécurité et la protection contre les cybermenaces. </w:t>
+        <w:t xml:space="preserve">Nous cherchons à piloter les identités numériques car cela permet de palier à plusieurs problématiques qui peuvent subvenir. La sécurité et la protection contre les cybermenaces. </w:t>
       </w:r>
       <w:r>
         <w:t xml:space="preserve">Elle permet également de fournir une expérience fluide aux utilisateurs. Elle facilite également la mise en conformité aux yeux des changements de règlement. En maitrisant ces points elle permet donc également de mieux gérer la réputation en ligne. </w:t>
@@ -916,7 +915,19 @@
           <w:rPr>
             <w:rStyle w:val="Lienhypertexte"/>
           </w:rPr>
-          <w:t>https://www.cadre-dirigeant-magazine.com/manager/la-maitrise-des-identites-numeriques</w:t>
+          <w:t>https://www.cadre-dirigeant-magazine.c</w:t>
+        </w:r>
+        <w:r>
+          <w:rPr>
+            <w:rStyle w:val="Lienhypertexte"/>
+          </w:rPr>
+          <w:t>o</w:t>
+        </w:r>
+        <w:r>
+          <w:rPr>
+            <w:rStyle w:val="Lienhypertexte"/>
+          </w:rPr>
+          <w:t>m/manager/la-maitrise-des-identites-numeriques</w:t>
         </w:r>
       </w:hyperlink>
       <w:r>
@@ -978,19 +989,7 @@
           <w:rPr>
             <w:rStyle w:val="Lienhypertexte"/>
           </w:rPr>
-          <w:t>https://www.lemagit.fr/definition/IAM-Ge</w:t>
-        </w:r>
-        <w:r>
-          <w:rPr>
-            <w:rStyle w:val="Lienhypertexte"/>
-          </w:rPr>
-          <w:t>s</w:t>
-        </w:r>
-        <w:r>
-          <w:rPr>
-            <w:rStyle w:val="Lienhypertexte"/>
-          </w:rPr>
-          <w:t>tion-des-identites-et-des-acces</w:t>
+          <w:t>https://www.lemagit.fr/definition/IAM-Gestion-des-identites-et-des-acces</w:t>
         </w:r>
       </w:hyperlink>
       <w:r>
@@ -1078,7 +1077,7 @@
     <w:p/>
     <w:p>
       <w:r>
-        <w:t xml:space="preserve">Pour une bonne mise en place IAM il vaut mieux opter pour une architecture Zéro Trust qui consiste à constamment vérifier les identités constamment car comme le dit le slogan « Ne jamais faire confiance, toujours vérifier ». </w:t>
+        <w:t xml:space="preserve">Pour une bonne mise en place IAM il vaut mieux opter pour une architecture Zéro Trust qui consiste à constamment vérifier les identités car comme le dit le slogan « Ne jamais faire confiance, toujours vérifier ». </w:t>
       </w:r>
     </w:p>
     <w:p>
@@ -1099,14 +1098,22 @@
     </w:p>
     <w:p>
       <w:r>
-        <w:t>Sensibilisé le personnel au systéme.</w:t>
+        <w:t xml:space="preserve">Sensibilisé le personnel au </w:t>
+      </w:r>
+      <w:proofErr w:type="spellStart"/>
+      <w:r>
+        <w:t>systéme</w:t>
+      </w:r>
+      <w:proofErr w:type="spellEnd"/>
+      <w:r>
+        <w:t>.</w:t>
       </w:r>
     </w:p>
     <w:p>
       <w:r>
         <w:t xml:space="preserve">Source : </w:t>
       </w:r>
-      <w:hyperlink r:id="rId11" w:history="1">
+      <w:hyperlink r:id="rId11" w:anchor=":~:text=Les%20syst%C3%A8mes%20IAM%20authentifient%20les,de%20pr%C3%A9f%C3%A9rence%2C%20une%20authentification%20adaptative" w:history="1">
         <w:r>
           <w:rPr>
             <w:rStyle w:val="Lienhypertexte"/>

--- a/cour/cour formation/SEC105/006 - SEC105 - Fiche seance-Sylvain-Torrenti.docx
+++ b/cour/cour formation/SEC105/006 - SEC105 - Fiche seance-Sylvain-Torrenti.docx
@@ -89,7 +89,7 @@
                 <w:lang w:eastAsia="fr-FR"/>
               </w:rPr>
               <w:drawing>
-                <wp:anchor distT="0" distB="0" distL="114300" distR="114300" simplePos="0" relativeHeight="251672576" behindDoc="0" locked="0" layoutInCell="1" allowOverlap="1" wp14:anchorId="6C8325B1" wp14:editId="09F7C369">
+                <wp:anchor distT="0" distB="0" distL="114300" distR="114300" simplePos="0" relativeHeight="251672576" behindDoc="0" locked="0" layoutInCell="1" allowOverlap="1" wp14:anchorId="6C8325B1" wp14:editId="059C5E99">
                   <wp:simplePos x="0" y="0"/>
                   <wp:positionH relativeFrom="column">
                     <wp:posOffset>0</wp:posOffset>
@@ -153,7 +153,7 @@
                 <w:lang w:eastAsia="fr-FR"/>
               </w:rPr>
               <w:drawing>
-                <wp:anchor distT="0" distB="0" distL="114300" distR="114300" simplePos="0" relativeHeight="251664384" behindDoc="0" locked="0" layoutInCell="1" allowOverlap="1" wp14:anchorId="73F700A5" wp14:editId="4FC9C0D6">
+                <wp:anchor distT="0" distB="0" distL="114300" distR="114300" simplePos="0" relativeHeight="251664384" behindDoc="0" locked="0" layoutInCell="1" allowOverlap="1" wp14:anchorId="73F700A5" wp14:editId="14D68AED">
                   <wp:simplePos x="0" y="0"/>
                   <wp:positionH relativeFrom="column">
                     <wp:posOffset>1149985</wp:posOffset>
@@ -723,7 +723,7 @@
                 <w:lang w:eastAsia="fr-FR"/>
               </w:rPr>
               <w:drawing>
-                <wp:anchor distT="0" distB="0" distL="114300" distR="114300" simplePos="0" relativeHeight="251670528" behindDoc="0" locked="0" layoutInCell="1" allowOverlap="1" wp14:anchorId="790CF24A" wp14:editId="664713A6">
+                <wp:anchor distT="0" distB="0" distL="114300" distR="114300" simplePos="0" relativeHeight="251670528" behindDoc="0" locked="0" layoutInCell="1" allowOverlap="1" wp14:anchorId="790CF24A" wp14:editId="4B303E65">
                   <wp:simplePos x="0" y="0"/>
                   <wp:positionH relativeFrom="column">
                     <wp:posOffset>8255</wp:posOffset>
@@ -874,15 +874,7 @@
         <w:pStyle w:val="Question1"/>
       </w:pPr>
       <w:r>
-        <w:t xml:space="preserve">Pourquoi </w:t>
-      </w:r>
-      <w:proofErr w:type="spellStart"/>
-      <w:r>
-        <w:t>cherche-t’on</w:t>
-      </w:r>
-      <w:proofErr w:type="spellEnd"/>
-      <w:r>
-        <w:t xml:space="preserve"> </w:t>
+        <w:t xml:space="preserve">Pourquoi cherche-t’on </w:t>
       </w:r>
       <w:r>
         <w:t>à</w:t>
@@ -903,7 +895,7 @@
         <w:t xml:space="preserve">Nous cherchons à piloter les identités numériques car cela permet de palier à plusieurs problématiques qui peuvent subvenir. La sécurité et la protection contre les cybermenaces. </w:t>
       </w:r>
       <w:r>
-        <w:t xml:space="preserve">Elle permet également de fournir une expérience fluide aux utilisateurs. Elle facilite également la mise en conformité aux yeux des changements de règlement. En maitrisant ces points elle permet donc également de mieux gérer la réputation en ligne. </w:t>
+        <w:t>Elle permet également de fournir une expérience fluide aux utilisateurs. Elle facilite également la mise en conformité aux yeux des changements de règlement.</w:t>
       </w:r>
     </w:p>
     <w:p>
@@ -915,19 +907,7 @@
           <w:rPr>
             <w:rStyle w:val="Lienhypertexte"/>
           </w:rPr>
-          <w:t>https://www.cadre-dirigeant-magazine.c</w:t>
-        </w:r>
-        <w:r>
-          <w:rPr>
-            <w:rStyle w:val="Lienhypertexte"/>
-          </w:rPr>
-          <w:t>o</w:t>
-        </w:r>
-        <w:r>
-          <w:rPr>
-            <w:rStyle w:val="Lienhypertexte"/>
-          </w:rPr>
-          <w:t>m/manager/la-maitrise-des-identites-numeriques</w:t>
+          <w:t>https://www.cadre-dirigeant-magazine.com/manager/la-maitrise-des-identites-numeriques</w:t>
         </w:r>
       </w:hyperlink>
       <w:r>
@@ -1082,12 +1062,12 @@
     </w:p>
     <w:p>
       <w:r>
-        <w:lastRenderedPageBreak/>
         <w:t>En premier lieu il faut établir un répertoire des utilisateurs.</w:t>
       </w:r>
     </w:p>
     <w:p>
       <w:r>
+        <w:lastRenderedPageBreak/>
         <w:t>Il faut également mettre en place un système d’authentification sécurisé qui utilise par exemple la multi-authentification.</w:t>
       </w:r>
     </w:p>
@@ -1098,15 +1078,7 @@
     </w:p>
     <w:p>
       <w:r>
-        <w:t xml:space="preserve">Sensibilisé le personnel au </w:t>
-      </w:r>
-      <w:proofErr w:type="spellStart"/>
-      <w:r>
-        <w:t>systéme</w:t>
-      </w:r>
-      <w:proofErr w:type="spellEnd"/>
-      <w:r>
-        <w:t>.</w:t>
+        <w:t>Sensibilisé le personnel au systéme.</w:t>
       </w:r>
     </w:p>
     <w:p>

--- a/cour/cour formation/SEC105/006 - SEC105 - Fiche seance-Sylvain-Torrenti.docx
+++ b/cour/cour formation/SEC105/006 - SEC105 - Fiche seance-Sylvain-Torrenti.docx
@@ -874,7 +874,15 @@
         <w:pStyle w:val="Question1"/>
       </w:pPr>
       <w:r>
-        <w:t xml:space="preserve">Pourquoi cherche-t’on </w:t>
+        <w:t xml:space="preserve">Pourquoi </w:t>
+      </w:r>
+      <w:proofErr w:type="spellStart"/>
+      <w:r>
+        <w:t>cherche-t’on</w:t>
+      </w:r>
+      <w:proofErr w:type="spellEnd"/>
+      <w:r>
+        <w:t xml:space="preserve"> </w:t>
       </w:r>
       <w:r>
         <w:t>à</w:t>
@@ -1078,7 +1086,13 @@
     </w:p>
     <w:p>
       <w:r>
-        <w:t>Sensibilisé le personnel au systéme.</w:t>
+        <w:t xml:space="preserve">Sensibilisé le personnel au </w:t>
+      </w:r>
+      <w:r>
+        <w:t>système</w:t>
+      </w:r>
+      <w:r>
+        <w:t>.</w:t>
       </w:r>
     </w:p>
     <w:p>
